--- a/static/downloads/de/docx/layer-0/invariants-register.docx
+++ b/static/downloads/de/docx/layer-0/invariants-register.docx
@@ -59,13 +59,13 @@
         <w:t xml:space="preserve">RCOS – Regenerative Community Operating System</w:t>
       </w:r>
     </w:p>
-    <w:bookmarkStart w:id="18" w:name="invariants-register"/>
+    <w:bookmarkStart w:id="18" w:name="invariantenregister"/>
     <w:p>
       <w:pPr>
         <w:pStyle w:val="Heading1"/>
       </w:pPr>
       <w:r>
-        <w:t xml:space="preserve">Invariants Register</w:t>
+        <w:t xml:space="preserve">Invariantenregister</w:t>
       </w:r>
     </w:p>
     <w:p>
@@ -145,18 +145,6 @@
       </w:hyperlink>
     </w:p>
     <w:p>
-      <w:pPr>
-        <w:pStyle w:val="BlockText"/>
-      </w:pPr>
-      <w:r>
-        <w:rPr>
-          <w:i/>
-          <w:iCs/>
-        </w:rPr>
-        <w:t xml:space="preserve">Dieser Inhalt ist noch nicht ins Deutsche übersetzt – die englische Quelle wird angezeigt.</w:t>
-      </w:r>
-    </w:p>
-    <w:p>
       <w:r>
         <w:pict>
           <v:rect style="width:0;height:1.5pt" o:hralign="center" o:hrstd="t" o:hr="t"/>
@@ -176,13 +164,13 @@
           <w:b/>
           <w:bCs/>
         </w:rPr>
-        <w:t xml:space="preserve">Layer:</w:t>
+        <w:t xml:space="preserve">Schicht:</w:t>
       </w:r>
       <w:r>
         <w:t xml:space="preserve"> </w:t>
       </w:r>
       <w:r>
-        <w:t xml:space="preserve">0 — Identity &amp; Scope</w:t>
+        <w:t xml:space="preserve">0 — Identität &amp; Geltungsbereich</w:t>
       </w:r>
     </w:p>
     <w:p>
@@ -204,7 +192,7 @@
         <w:t xml:space="preserve"> </w:t>
       </w:r>
       <w:r>
-        <w:t xml:space="preserve">Template — adapt for your community</w:t>
+        <w:t xml:space="preserve">Vorlage — für deine Gemeinschaft anpassen</w:t>
       </w:r>
     </w:p>
     <w:p>
@@ -220,7 +208,7 @@
           <w:b/>
           <w:bCs/>
         </w:rPr>
-        <w:t xml:space="preserve">RCOS reference:</w:t>
+        <w:t xml:space="preserve">RCOS-Referenz:</w:t>
       </w:r>
       <w:r>
         <w:t xml:space="preserve"> </w:t>
@@ -253,7 +241,7 @@
         <w:pStyle w:val="BlockText"/>
       </w:pPr>
       <w:r>
-        <w:t xml:space="preserve">Invariants are constraints that MUST NOT be violated while they are in force. No decision, role, process, or emergency measure may override an invariant. If a conflict arises between an invariant and any other rule, the invariant prevails.</w:t>
+        <w:t xml:space="preserve">Invarianten sind Rahmenbedingungen, die DARF NICHT verletzt werden, solange sie in Kraft sind. Keine Entscheidung, Rolle, Prozess oder Notfallmaßnahme darf eine Invariante außer Kraft setzen. Entsteht ein Konflikt zwischen einer Invariante und einer anderen Regel, hat die Invariante Vorrang.</w:t>
       </w:r>
     </w:p>
     <w:p>
@@ -263,13 +251,13 @@
         </w:pict>
       </w:r>
     </w:p>
-    <w:bookmarkStart w:id="16" w:name="active-invariants"/>
+    <w:bookmarkStart w:id="16" w:name="aktive-invarianten"/>
     <w:p>
       <w:pPr>
         <w:pStyle w:val="Heading2"/>
       </w:pPr>
       <w:r>
-        <w:t xml:space="preserve">Active Invariants</w:t>
+        <w:t xml:space="preserve">Aktive Invarianten</w:t>
       </w:r>
     </w:p>
     <w:p>
@@ -281,7 +269,7 @@
           <w:i/>
           <w:iCs/>
         </w:rPr>
-        <w:t xml:space="preserve">RCOS clauses:</w:t>
+        <w:t xml:space="preserve">RCOS-Klauseln:</w:t>
       </w:r>
       <w:r>
         <w:rPr>
@@ -430,7 +418,7 @@
           <w:b/>
           <w:bCs/>
         </w:rPr>
-        <w:t xml:space="preserve">Begründung — Why are invariants unoverridable</w:t>
+        <w:t xml:space="preserve">Begründung — Warum können Invarianten nicht außer Kraft gesetzt werden</w:t>
       </w:r>
     </w:p>
     <w:p>
@@ -438,7 +426,7 @@
         <w:pStyle w:val="BlockText"/>
       </w:pPr>
       <w:r>
-        <w:t xml:space="preserve">Invariants are the hard floor of the system — the things that must hold true even under pressure, emergency, or a popular vote. If any decision, role, or crisis measure could override them, they would stop being constraints and become preferences. Listing them explicitly and binding them across every layer is what makes the governance system trustworthy under stress, not just on calm days.</w:t>
+        <w:t xml:space="preserve">Invarianten sind der harte Boden des Systems — Dinge, die auch unter Druck, in Notfällen oder bei einer Mehrheitsentscheidung gelten müssen. Wenn eine Entscheidung, eine Rolle oder eine Krisenmaßnahme sie außer Kraft setzen könnte, wären sie keine Rahmenbedingungen mehr, sondern nur noch Präferenzen. Sie explizit aufzulisten und auf allen Schichten zu verankern macht das Governance-System auch unter Stress verlässlich — nicht nur an ruhigen Tagen.</w:t>
       </w:r>
     </w:p>
     <w:p>
@@ -450,7 +438,7 @@
           <w:b/>
           <w:bCs/>
         </w:rPr>
-        <w:t xml:space="preserve">Anleitung — How to fill this in</w:t>
+        <w:t xml:space="preserve">Anleitung — So füllst du das aus</w:t>
       </w:r>
     </w:p>
     <w:p>
@@ -458,7 +446,7 @@
         <w:pStyle w:val="BlockText"/>
       </w:pPr>
       <w:r>
-        <w:t xml:space="preserve">Each invariant is a hard constraint. Keep them few, specific, and absolute — phrased so that any violation is unambiguously identifiable. Common categories: purpose protection, authority traceability, exit rights, ideological neutrality, non-extraction, safety primacy.</w:t>
+        <w:t xml:space="preserve">Jede Invariante ist eine harte Rahmenbedingung. Halte sie wenige, spezifisch und absolut — so formuliert, dass jede Verletzung eindeutig erkennbar ist. Häufige Kategorien: Zweckschutz, Rückverfolgbarkeit von Autorität, Austrittsrechte, ideologische Neutralität, Nicht-Extraktion, Sicherheitsvorrang.</w:t>
       </w:r>
     </w:p>
     <w:tbl>
@@ -495,7 +483,7 @@
               <w:pStyle w:val="Compact"/>
             </w:pPr>
             <w:r>
-              <w:t xml:space="preserve">Invariant</w:t>
+              <w:t xml:space="preserve">Invariante</w:t>
             </w:r>
           </w:p>
         </w:tc>
@@ -506,7 +494,7 @@
               <w:pStyle w:val="Compact"/>
             </w:pPr>
             <w:r>
-              <w:t xml:space="preserve">Added</w:t>
+              <w:t xml:space="preserve">Hinzugefügt</w:t>
             </w:r>
           </w:p>
         </w:tc>
@@ -517,7 +505,7 @@
               <w:pStyle w:val="Compact"/>
             </w:pPr>
             <w:r>
-              <w:t xml:space="preserve">Decision record</w:t>
+              <w:t xml:space="preserve">Entscheidungsprotokoll</w:t>
             </w:r>
           </w:p>
         </w:tc>
@@ -545,7 +533,7 @@
                 <w:i/>
                 <w:iCs/>
               </w:rPr>
-              <w:t xml:space="preserve">&lt;Invariant statement, e.g. The primary purpose may never be overridden by any operational or strategic decision, role, or emergency measure.&gt;</w:t>
+              <w:t xml:space="preserve">&lt;Invariantenaussage, z. B. Der primäre Zweck darf durch keine operative oder strategische Entscheidung, Rolle oder Notfallmaßnahme außer Kraft gesetzt werden.&gt;</w:t>
             </w:r>
           </w:p>
         </w:tc>
@@ -564,7 +552,7 @@
               <w:pStyle w:val="Compact"/>
             </w:pPr>
             <w:r>
-              <w:t xml:space="preserve">[link]</w:t>
+              <w:t xml:space="preserve">[Link]</w:t>
             </w:r>
           </w:p>
         </w:tc>
@@ -592,7 +580,7 @@
                 <w:i/>
                 <w:iCs/>
               </w:rPr>
-              <w:t xml:space="preserve">&lt;Invariant statement, e.g. Authority must always be explicit and traceable to the governance system — no person or role may hold or exercise undeclared authority.&gt;</w:t>
+              <w:t xml:space="preserve">&lt;Invariantenaussage, z. B. Autorität muss stets explizit und auf das Governance-System zurückführbar sein — keine Person und keine Rolle darf nicht deklarierte Autorität innehaben oder ausüben.&gt;</w:t>
             </w:r>
           </w:p>
         </w:tc>
@@ -611,7 +599,7 @@
               <w:pStyle w:val="Compact"/>
             </w:pPr>
             <w:r>
-              <w:t xml:space="preserve">[link]</w:t>
+              <w:t xml:space="preserve">[Link]</w:t>
             </w:r>
           </w:p>
         </w:tc>
@@ -639,7 +627,7 @@
                 <w:i/>
                 <w:iCs/>
               </w:rPr>
-              <w:t xml:space="preserve">&lt;Invariant statement, e.g. Exit from the community must always be possible and must never be blocked, penalised, or made conditional beyond what is defined in Layer 1.&gt;</w:t>
+              <w:t xml:space="preserve">&lt;Invariantenaussage, z. B. Der Austritt aus der Gemeinschaft muss stets möglich sein und darf niemals blockiert, bestraft oder über das in Schicht 1 Festgelegte hinaus an Bedingungen geknüpft werden.&gt;</w:t>
             </w:r>
           </w:p>
         </w:tc>
@@ -658,7 +646,7 @@
               <w:pStyle w:val="Compact"/>
             </w:pPr>
             <w:r>
-              <w:t xml:space="preserve">[link]</w:t>
+              <w:t xml:space="preserve">[Link]</w:t>
             </w:r>
           </w:p>
         </w:tc>
@@ -672,86 +660,6 @@
             </w:pPr>
             <w:r>
               <w:t xml:space="preserve">INV-004</w:t>
-            </w:r>
-          </w:p>
-        </w:tc>
-        <w:tc>
-          <w:tcPr/>
-          <w:p>
-            <w:pPr>
-              <w:pStyle w:val="Compact"/>
-            </w:pPr>
-          </w:p>
-        </w:tc>
-        <w:tc>
-          <w:tcPr/>
-          <w:p>
-            <w:pPr>
-              <w:pStyle w:val="Compact"/>
-            </w:pPr>
-          </w:p>
-        </w:tc>
-        <w:tc>
-          <w:tcPr/>
-          <w:p>
-            <w:pPr>
-              <w:pStyle w:val="Compact"/>
-            </w:pPr>
-            <w:r>
-              <w:t xml:space="preserve">[link]</w:t>
-            </w:r>
-          </w:p>
-        </w:tc>
-      </w:tr>
-      <w:tr>
-        <w:tc>
-          <w:tcPr/>
-          <w:p>
-            <w:pPr>
-              <w:pStyle w:val="Compact"/>
-            </w:pPr>
-            <w:r>
-              <w:t xml:space="preserve">INV-005</w:t>
-            </w:r>
-          </w:p>
-        </w:tc>
-        <w:tc>
-          <w:tcPr/>
-          <w:p>
-            <w:pPr>
-              <w:pStyle w:val="Compact"/>
-            </w:pPr>
-          </w:p>
-        </w:tc>
-        <w:tc>
-          <w:tcPr/>
-          <w:p>
-            <w:pPr>
-              <w:pStyle w:val="Compact"/>
-            </w:pPr>
-          </w:p>
-        </w:tc>
-        <w:tc>
-          <w:tcPr/>
-          <w:p>
-            <w:pPr>
-              <w:pStyle w:val="Compact"/>
-            </w:pPr>
-            <w:r>
-              <w:t xml:space="preserve">[link]</w:t>
-            </w:r>
-          </w:p>
-        </w:tc>
-      </w:tr>
-      <w:tr>
-        <w:tc>
-          <w:tcPr/>
-          <w:p>
-            <w:pPr>
-              <w:pStyle w:val="Compact"/>
-            </w:pPr>
-            <w:r>
-              <w:t xml:space="preserve">INV-006</w:t>
             </w:r>
           </w:p>
         </w:tc>
@@ -766,7 +674,7 @@
                 <w:i/>
                 <w:iCs/>
               </w:rPr>
-              <w:t xml:space="preserve">&lt;Invariant statement, e.g. Physical, psychological, and child safety always override participation rights, role continuity, and reputational concerns.&gt;</w:t>
+              <w:t xml:space="preserve">&lt;Invariantenaussage.&gt;</w:t>
             </w:r>
           </w:p>
         </w:tc>
@@ -785,7 +693,101 @@
               <w:pStyle w:val="Compact"/>
             </w:pPr>
             <w:r>
-              <w:t xml:space="preserve">[link]</w:t>
+              <w:t xml:space="preserve">[Link]</w:t>
+            </w:r>
+          </w:p>
+        </w:tc>
+      </w:tr>
+      <w:tr>
+        <w:tc>
+          <w:tcPr/>
+          <w:p>
+            <w:pPr>
+              <w:pStyle w:val="Compact"/>
+            </w:pPr>
+            <w:r>
+              <w:t xml:space="preserve">INV-005</w:t>
+            </w:r>
+          </w:p>
+        </w:tc>
+        <w:tc>
+          <w:tcPr/>
+          <w:p>
+            <w:pPr>
+              <w:pStyle w:val="Compact"/>
+            </w:pPr>
+            <w:r>
+              <w:rPr>
+                <w:i/>
+                <w:iCs/>
+              </w:rPr>
+              <w:t xml:space="preserve">&lt;Invariantenaussage.&gt;</w:t>
+            </w:r>
+          </w:p>
+        </w:tc>
+        <w:tc>
+          <w:tcPr/>
+          <w:p>
+            <w:pPr>
+              <w:pStyle w:val="Compact"/>
+            </w:pPr>
+          </w:p>
+        </w:tc>
+        <w:tc>
+          <w:tcPr/>
+          <w:p>
+            <w:pPr>
+              <w:pStyle w:val="Compact"/>
+            </w:pPr>
+            <w:r>
+              <w:t xml:space="preserve">[Link]</w:t>
+            </w:r>
+          </w:p>
+        </w:tc>
+      </w:tr>
+      <w:tr>
+        <w:tc>
+          <w:tcPr/>
+          <w:p>
+            <w:pPr>
+              <w:pStyle w:val="Compact"/>
+            </w:pPr>
+            <w:r>
+              <w:t xml:space="preserve">INV-006</w:t>
+            </w:r>
+          </w:p>
+        </w:tc>
+        <w:tc>
+          <w:tcPr/>
+          <w:p>
+            <w:pPr>
+              <w:pStyle w:val="Compact"/>
+            </w:pPr>
+            <w:r>
+              <w:rPr>
+                <w:i/>
+                <w:iCs/>
+              </w:rPr>
+              <w:t xml:space="preserve">&lt;Invariantenaussage, z. B. Körperliche, psychische und Kindersicherheit haben stets Vorrang vor Teilnahmerechten, Rollenkontinuität und Reputationsbelangen.&gt;</w:t>
+            </w:r>
+          </w:p>
+        </w:tc>
+        <w:tc>
+          <w:tcPr/>
+          <w:p>
+            <w:pPr>
+              <w:pStyle w:val="Compact"/>
+            </w:pPr>
+          </w:p>
+        </w:tc>
+        <w:tc>
+          <w:tcPr/>
+          <w:p>
+            <w:pPr>
+              <w:pStyle w:val="Compact"/>
+            </w:pPr>
+            <w:r>
+              <w:t xml:space="preserve">[Link]</w:t>
             </w:r>
           </w:p>
         </w:tc>
@@ -799,13 +801,13 @@
       </w:r>
     </w:p>
     <w:bookmarkEnd w:id="16"/>
-    <w:bookmarkStart w:id="17" w:name="ratification-record"/>
+    <w:bookmarkStart w:id="17" w:name="ratifizierungsprotokoll"/>
     <w:p>
       <w:pPr>
         <w:pStyle w:val="Heading2"/>
       </w:pPr>
       <w:r>
-        <w:t xml:space="preserve">Ratification Record</w:t>
+        <w:t xml:space="preserve">Ratifizierungsprotokoll</w:t>
       </w:r>
     </w:p>
     <w:p>
@@ -821,7 +823,7 @@
           <w:b/>
           <w:bCs/>
         </w:rPr>
-        <w:t xml:space="preserve">Adopted:</w:t>
+        <w:t xml:space="preserve">Angenommen:</w:t>
       </w:r>
       <w:r>
         <w:t xml:space="preserve"> </w:t>
@@ -840,13 +842,13 @@
           <w:b/>
           <w:bCs/>
         </w:rPr>
-        <w:t xml:space="preserve">Decision type:</w:t>
+        <w:t xml:space="preserve">Entscheidungstyp:</w:t>
       </w:r>
       <w:r>
         <w:t xml:space="preserve"> </w:t>
       </w:r>
       <w:r>
-        <w:t xml:space="preserve">Constitutional</w:t>
+        <w:t xml:space="preserve">Konstitutionell</w:t>
       </w:r>
     </w:p>
     <w:p>
@@ -881,7 +883,7 @@
           <w:b/>
           <w:bCs/>
         </w:rPr>
-        <w:t xml:space="preserve">Decision record:</w:t>
+        <w:t xml:space="preserve">Entscheidungsprotokoll:</w:t>
       </w:r>
       <w:r>
         <w:t xml:space="preserve"> </w:t>

--- a/static/downloads/de/docx/layer-0/invariants-register.docx
+++ b/static/downloads/de/docx/layer-0/invariants-register.docx
@@ -87,7 +87,7 @@
         <w:t xml:space="preserve"> </w:t>
       </w:r>
       <w:r>
-        <w:t xml:space="preserve">2026-04-28</w:t>
+        <w:t xml:space="preserve">2026-04-29</w:t>
       </w:r>
     </w:p>
     <w:p>

--- a/static/downloads/de/docx/layer-0/invariants-register.docx
+++ b/static/downloads/de/docx/layer-0/invariants-register.docx
@@ -87,7 +87,7 @@
         <w:t xml:space="preserve"> </w:t>
       </w:r>
       <w:r>
-        <w:t xml:space="preserve">2026-06-26</w:t>
+        <w:t xml:space="preserve">2026-07-07</w:t>
       </w:r>
     </w:p>
     <w:p>
@@ -238,10 +238,10 @@
     </w:p>
     <w:p>
       <w:pPr>
-        <w:pStyle w:val="BlockText"/>
-      </w:pPr>
-      <w:r>
-        <w:t xml:space="preserve">Invarianten sind Rahmenbedingungen, die DARF NICHT verletzt werden, solange sie in Kraft sind. Keine Entscheidung, Rolle, Prozess oder Notfallmaßnahme darf eine Invariante außer Kraft setzen. Entsteht ein Konflikt zwischen einer Invariante und einer anderen Regel, hat die Invariante Vorrang.</w:t>
+        <w:pStyle w:val="FirstParagraph"/>
+      </w:pPr>
+      <w:r>
+        <w:t xml:space="preserve">&gt; Invarianten sind Rahmenbedingungen, die DARF NICHT verletzt werden, solange sie in Kraft sind. Keine Entscheidung, Rolle, Prozess oder Notfallmaßnahme darf eine Invariante außer Kraft setzen. Entsteht ein Konflikt zwischen einer Invariante und einer anderen Regel, hat die Invariante Vorrang.</w:t>
       </w:r>
     </w:p>
     <w:p>
@@ -411,8 +411,14 @@
     </w:p>
     <w:p>
       <w:pPr>
-        <w:pStyle w:val="BlockText"/>
-      </w:pPr>
+        <w:pStyle w:val="BodyText"/>
+      </w:pPr>
+      <w:r>
+        <w:t xml:space="preserve">&gt;</w:t>
+      </w:r>
+      <w:r>
+        <w:t xml:space="preserve"> </w:t>
+      </w:r>
       <w:r>
         <w:rPr>
           <w:b/>
@@ -420,19 +426,29 @@
         </w:rPr>
         <w:t xml:space="preserve">Begründung — Warum können Invarianten nicht außer Kraft gesetzt werden</w:t>
       </w:r>
+      <w:r>
+        <w:t xml:space="preserve"> </w:t>
+      </w:r>
+      <w:r>
+        <w:t xml:space="preserve">&gt;</w:t>
+      </w:r>
+      <w:r>
+        <w:t xml:space="preserve"> </w:t>
+      </w:r>
+      <w:r>
+        <w:t xml:space="preserve">&gt; Invarianten sind der harte Boden des Systems — Dinge, die auch unter Druck, in Notfällen oder bei einer Mehrheitsentscheidung gelten müssen. Wenn eine Entscheidung, eine Rolle oder eine Krisenmaßnahme sie außer Kraft setzen könnte, wären sie keine Rahmenbedingungen mehr, sondern nur noch Präferenzen. Sie explizit aufzulisten und auf allen Schichten zu verankern macht das Governance-System auch unter Stress verlässlich — nicht nur an ruhigen Tagen.</w:t>
+      </w:r>
     </w:p>
     <w:p>
       <w:pPr>
-        <w:pStyle w:val="BlockText"/>
-      </w:pPr>
-      <w:r>
-        <w:t xml:space="preserve">Invarianten sind der harte Boden des Systems — Dinge, die auch unter Druck, in Notfällen oder bei einer Mehrheitsentscheidung gelten müssen. Wenn eine Entscheidung, eine Rolle oder eine Krisenmaßnahme sie außer Kraft setzen könnte, wären sie keine Rahmenbedingungen mehr, sondern nur noch Präferenzen. Sie explizit aufzulisten und auf allen Schichten zu verankern macht das Governance-System auch unter Stress verlässlich — nicht nur an ruhigen Tagen.</w:t>
-      </w:r>
-    </w:p>
-    <w:p>
-      <w:pPr>
-        <w:pStyle w:val="BlockText"/>
-      </w:pPr>
+        <w:pStyle w:val="BodyText"/>
+      </w:pPr>
+      <w:r>
+        <w:t xml:space="preserve">&gt;</w:t>
+      </w:r>
+      <w:r>
+        <w:t xml:space="preserve"> </w:t>
+      </w:r>
       <w:r>
         <w:rPr>
           <w:b/>
@@ -440,13 +456,17 @@
         </w:rPr>
         <w:t xml:space="preserve">Anleitung — So füllst du das aus</w:t>
       </w:r>
-    </w:p>
-    <w:p>
-      <w:pPr>
-        <w:pStyle w:val="BlockText"/>
-      </w:pPr>
-      <w:r>
-        <w:t xml:space="preserve">Jede Invariante ist eine harte Rahmenbedingung. Halte sie wenige, spezifisch und absolut — so formuliert, dass jede Verletzung eindeutig erkennbar ist. Häufige Kategorien: Zweckschutz, Rückverfolgbarkeit von Autorität, Austrittsrechte, ideologische Neutralität, Nicht-Extraktion, Sicherheitsvorrang.</w:t>
+      <w:r>
+        <w:t xml:space="preserve"> </w:t>
+      </w:r>
+      <w:r>
+        <w:t xml:space="preserve">&gt;</w:t>
+      </w:r>
+      <w:r>
+        <w:t xml:space="preserve"> </w:t>
+      </w:r>
+      <w:r>
+        <w:t xml:space="preserve">&gt; Jede Invariante ist eine harte Rahmenbedingung. Halte sie wenige, spezifisch und absolut — so formuliert, dass jede Verletzung eindeutig erkennbar ist. Häufige Kategorien: Zweckschutz, Rückverfolgbarkeit von Autorität, Austrittsrechte, ideologische Neutralität, Nicht-Extraktion, Sicherheitsvorrang.</w:t>
       </w:r>
     </w:p>
     <w:tbl>
@@ -543,6 +563,9 @@
             <w:pPr>
               <w:pStyle w:val="Compact"/>
             </w:pPr>
+            <w:r>
+              <w:t xml:space="preserve">&lt;JJJJ-MM-TT&gt;</w:t>
+            </w:r>
           </w:p>
         </w:tc>
         <w:tc>
@@ -590,6 +613,9 @@
             <w:pPr>
               <w:pStyle w:val="Compact"/>
             </w:pPr>
+            <w:r>
+              <w:t xml:space="preserve">&lt;JJJJ-MM-TT&gt;</w:t>
+            </w:r>
           </w:p>
         </w:tc>
         <w:tc>
@@ -637,6 +663,9 @@
             <w:pPr>
               <w:pStyle w:val="Compact"/>
             </w:pPr>
+            <w:r>
+              <w:t xml:space="preserve">&lt;JJJJ-MM-TT&gt;</w:t>
+            </w:r>
           </w:p>
         </w:tc>
         <w:tc>
@@ -684,6 +713,9 @@
             <w:pPr>
               <w:pStyle w:val="Compact"/>
             </w:pPr>
+            <w:r>
+              <w:t xml:space="preserve">&lt;JJJJ-MM-TT&gt;</w:t>
+            </w:r>
           </w:p>
         </w:tc>
         <w:tc>
@@ -731,6 +763,9 @@
             <w:pPr>
               <w:pStyle w:val="Compact"/>
             </w:pPr>
+            <w:r>
+              <w:t xml:space="preserve">&lt;JJJJ-MM-TT&gt;</w:t>
+            </w:r>
           </w:p>
         </w:tc>
         <w:tc>
@@ -778,6 +813,9 @@
             <w:pPr>
               <w:pStyle w:val="Compact"/>
             </w:pPr>
+            <w:r>
+              <w:t xml:space="preserve">&lt;JJJJ-MM-TT&gt;</w:t>
+            </w:r>
           </w:p>
         </w:tc>
         <w:tc>
@@ -828,6 +866,9 @@
       <w:r>
         <w:t xml:space="preserve"> </w:t>
       </w:r>
+      <w:r>
+        <w:t xml:space="preserve">&lt;JJJJ-MM-TT&gt;</w:t>
+      </w:r>
     </w:p>
     <w:p>
       <w:pPr>
@@ -869,6 +910,9 @@
       <w:r>
         <w:t xml:space="preserve"> </w:t>
       </w:r>
+      <w:r>
+        <w:t xml:space="preserve">&lt;Version&gt;</w:t>
+      </w:r>
     </w:p>
     <w:p>
       <w:pPr>
@@ -887,6 +931,9 @@
       </w:r>
       <w:r>
         <w:t xml:space="preserve"> </w:t>
+      </w:r>
+      <w:r>
+        <w:t xml:space="preserve">&lt;Link zum Entscheidungsprotokoll&gt;</w:t>
       </w:r>
     </w:p>
     <w:bookmarkEnd w:id="17"/>

--- a/static/downloads/de/docx/layer-0/invariants-register.docx
+++ b/static/downloads/de/docx/layer-0/invariants-register.docx
@@ -87,7 +87,7 @@
         <w:t xml:space="preserve"> </w:t>
       </w:r>
       <w:r>
-        <w:t xml:space="preserve">2026-07-07</w:t>
+        <w:t xml:space="preserve">2026-08-31</w:t>
       </w:r>
     </w:p>
     <w:p>
